--- a/Križićkružić_2.5_dokumentacija_finalno.docx
+++ b/Križićkružić_2.5_dokumentacija_finalno.docx
@@ -54,7 +54,7 @@
     <w:p/>
     <w:p>
       <w:pPr>
-        <w:pStyle w:val="Naslov"/>
+        <w:pStyle w:val="Title"/>
         <w:jc w:val="center"/>
         <w:rPr>
           <w:sz w:val="96"/>
@@ -165,7 +165,7 @@
           <w:sz w:val="28"/>
           <w:szCs w:val="28"/>
         </w:rPr>
-        <w:t>Arijan Davidović, Barbara Franjković,</w:t>
+        <w:t>Arian Davidović, Barbara Franjković,</w:t>
       </w:r>
       <w:r>
         <w:rPr>
@@ -219,7 +219,7 @@
       </w:pPr>
       <w:r>
         <w:rPr>
-          <w:rStyle w:val="Istaknuto"/>
+          <w:rStyle w:val="Emphasis"/>
           <w:rFonts w:asciiTheme="majorHAnsi" w:eastAsiaTheme="majorEastAsia" w:hAnsiTheme="majorHAnsi" w:cstheme="majorBidi"/>
           <w:sz w:val="48"/>
           <w:szCs w:val="48"/>
@@ -252,7 +252,7 @@
         <w:rPr>
           <w:rFonts w:asciiTheme="majorHAnsi" w:eastAsiaTheme="majorEastAsia" w:hAnsiTheme="majorHAnsi" w:cstheme="majorBidi"/>
         </w:rPr>
-        <w:t xml:space="preserve">Ideju za projekt osmislio je naš član Arijan, koji je predložio da napravimo igru u Pythonu s računalnim protivnikom. Nakon toga smo zajedno radili na izradi igre. Podijelili smo zadatke, razvijali funkcije za ispis ploče, provjeru pobjede i unos poteza, te </w:t>
+        <w:t xml:space="preserve">Ideju za projekt osmislio je naš član Arian, koji je predložio da napravimo igru u Pythonu s računalnim protivnikom. Nakon toga smo zajedno radili na izradi igre. Podijelili smo zadatke, razvijali funkcije za ispis ploče, provjeru pobjede i unos poteza, te </w:t>
       </w:r>
       <w:r>
         <w:rPr>
@@ -670,7 +670,7 @@
     </w:p>
     <w:p>
       <w:pPr>
-        <w:pStyle w:val="Odlomakpopisa"/>
+        <w:pStyle w:val="ListParagraph"/>
         <w:numPr>
           <w:ilvl w:val="0"/>
           <w:numId w:val="2"/>
@@ -689,7 +689,7 @@
     </w:p>
     <w:p>
       <w:pPr>
-        <w:pStyle w:val="Odlomakpopisa"/>
+        <w:pStyle w:val="ListParagraph"/>
         <w:numPr>
           <w:ilvl w:val="0"/>
           <w:numId w:val="2"/>
@@ -708,7 +708,7 @@
     </w:p>
     <w:p>
       <w:pPr>
-        <w:pStyle w:val="Odlomakpopisa"/>
+        <w:pStyle w:val="ListParagraph"/>
         <w:numPr>
           <w:ilvl w:val="0"/>
           <w:numId w:val="2"/>
@@ -727,7 +727,7 @@
     </w:p>
     <w:p>
       <w:pPr>
-        <w:pStyle w:val="Odlomakpopisa"/>
+        <w:pStyle w:val="ListParagraph"/>
         <w:numPr>
           <w:ilvl w:val="0"/>
           <w:numId w:val="2"/>
@@ -746,7 +746,7 @@
     </w:p>
     <w:p>
       <w:pPr>
-        <w:pStyle w:val="Odlomakpopisa"/>
+        <w:pStyle w:val="ListParagraph"/>
         <w:numPr>
           <w:ilvl w:val="0"/>
           <w:numId w:val="2"/>
@@ -817,7 +817,7 @@
     </w:p>
     <w:p>
       <w:pPr>
-        <w:pStyle w:val="Odlomakpopisa"/>
+        <w:pStyle w:val="ListParagraph"/>
         <w:numPr>
           <w:ilvl w:val="0"/>
           <w:numId w:val="5"/>
@@ -836,7 +836,7 @@
     </w:p>
     <w:p>
       <w:pPr>
-        <w:pStyle w:val="Odlomakpopisa"/>
+        <w:pStyle w:val="ListParagraph"/>
         <w:numPr>
           <w:ilvl w:val="0"/>
           <w:numId w:val="5"/>
@@ -855,7 +855,7 @@
     </w:p>
     <w:p>
       <w:pPr>
-        <w:pStyle w:val="Odlomakpopisa"/>
+        <w:pStyle w:val="ListParagraph"/>
         <w:numPr>
           <w:ilvl w:val="0"/>
           <w:numId w:val="5"/>
@@ -912,7 +912,7 @@
     </w:p>
     <w:p>
       <w:pPr>
-        <w:pStyle w:val="Odlomakpopisa"/>
+        <w:pStyle w:val="ListParagraph"/>
         <w:numPr>
           <w:ilvl w:val="0"/>
           <w:numId w:val="1"/>
@@ -937,7 +937,7 @@
     </w:p>
     <w:p>
       <w:pPr>
-        <w:pStyle w:val="Odlomakpopisa"/>
+        <w:pStyle w:val="ListParagraph"/>
         <w:numPr>
           <w:ilvl w:val="0"/>
           <w:numId w:val="1"/>
@@ -968,7 +968,7 @@
     </w:p>
     <w:p>
       <w:pPr>
-        <w:pStyle w:val="Odlomakpopisa"/>
+        <w:pStyle w:val="ListParagraph"/>
         <w:numPr>
           <w:ilvl w:val="0"/>
           <w:numId w:val="1"/>
@@ -1080,7 +1080,7 @@
           <w:sz w:val="48"/>
           <w:szCs w:val="48"/>
         </w:rPr>
-        <w:object w:dxaOrig="1520" w:dyaOrig="987" w14:anchorId="07F4DB07">
+        <w:object w:dxaOrig="1287" w:dyaOrig="837" w14:anchorId="07F4DB07">
           <v:shapetype id="_x0000_t75" coordsize="21600,21600" o:spt="75" o:preferrelative="t" path="m@4@5l@4@11@9@11@9@5xe" filled="f" stroked="f">
             <v:stroke joinstyle="miter"/>
             <v:formulas>
@@ -1100,10 +1100,10 @@
             <v:path o:extrusionok="f" gradientshapeok="t" o:connecttype="rect"/>
             <o:lock v:ext="edit" aspectratio="t"/>
           </v:shapetype>
-          <v:shape id="_x0000_i1033" type="#_x0000_t75" style="width:76.2pt;height:49.2pt" o:ole="">
+          <v:shape id="_x0000_i1028" type="#_x0000_t75" style="width:64.5pt;height:42pt" o:ole="">
             <v:imagedata r:id="rId8" o:title=""/>
           </v:shape>
-          <o:OLEObject Type="Embed" ProgID="Package" ShapeID="_x0000_i1033" DrawAspect="Icon" ObjectID="_1837629072" r:id="rId9"/>
+          <o:OLEObject Type="Embed" ProgID="Package" ShapeID="_x0000_i1028" DrawAspect="Icon" ObjectID="_1837669961" r:id="rId9"/>
         </w:object>
       </w:r>
     </w:p>
@@ -1143,10 +1143,10 @@
           <w:iCs/>
         </w:rPr>
         <w:object w:dxaOrig="1561" w:dyaOrig="816" w14:anchorId="66F8619E">
-          <v:shape id="_x0000_i1027" type="#_x0000_t75" style="width:78pt;height:40.8pt" o:ole="">
+          <v:shape id="_x0000_i1026" type="#_x0000_t75" style="width:78pt;height:40.5pt" o:ole="">
             <v:imagedata r:id="rId10" o:title=""/>
           </v:shape>
-          <o:OLEObject Type="Embed" ProgID="Package" ShapeID="_x0000_i1027" DrawAspect="Content" ObjectID="_1837629073" r:id="rId11"/>
+          <o:OLEObject Type="Embed" ProgID="Package" ShapeID="_x0000_i1026" DrawAspect="Content" ObjectID="_1837669962" r:id="rId11"/>
         </w:object>
       </w:r>
     </w:p>
@@ -3197,7 +3197,7 @@
     <w:name w:val="Normal"/>
     <w:qFormat/>
   </w:style>
-  <w:style w:type="paragraph" w:styleId="Naslov1">
+  <w:style w:type="paragraph" w:styleId="Heading1">
     <w:name w:val="heading 1"/>
     <w:basedOn w:val="Normal"/>
     <w:next w:val="Normal"/>
@@ -3217,7 +3217,7 @@
       <w:szCs w:val="40"/>
     </w:rPr>
   </w:style>
-  <w:style w:type="paragraph" w:styleId="Naslov2">
+  <w:style w:type="paragraph" w:styleId="Heading2">
     <w:name w:val="heading 2"/>
     <w:basedOn w:val="Normal"/>
     <w:next w:val="Normal"/>
@@ -3238,7 +3238,7 @@
       <w:szCs w:val="32"/>
     </w:rPr>
   </w:style>
-  <w:style w:type="paragraph" w:styleId="Naslov3">
+  <w:style w:type="paragraph" w:styleId="Heading3">
     <w:name w:val="heading 3"/>
     <w:basedOn w:val="Normal"/>
     <w:next w:val="Normal"/>
@@ -3259,13 +3259,13 @@
       <w:szCs w:val="28"/>
     </w:rPr>
   </w:style>
-  <w:style w:type="character" w:default="1" w:styleId="Zadanifontodlomka">
+  <w:style w:type="character" w:default="1" w:styleId="DefaultParagraphFont">
     <w:name w:val="Default Paragraph Font"/>
     <w:uiPriority w:val="1"/>
     <w:semiHidden/>
     <w:unhideWhenUsed/>
   </w:style>
-  <w:style w:type="table" w:default="1" w:styleId="Obinatablica">
+  <w:style w:type="table" w:default="1" w:styleId="TableNormal">
     <w:name w:val="Normal Table"/>
     <w:uiPriority w:val="99"/>
     <w:semiHidden/>
@@ -3280,13 +3280,13 @@
       </w:tblCellMar>
     </w:tblPr>
   </w:style>
-  <w:style w:type="numbering" w:default="1" w:styleId="Bezpopisa">
+  <w:style w:type="numbering" w:default="1" w:styleId="NoList">
     <w:name w:val="No List"/>
     <w:uiPriority w:val="99"/>
     <w:semiHidden/>
     <w:unhideWhenUsed/>
   </w:style>
-  <w:style w:type="paragraph" w:styleId="Naslov">
+  <w:style w:type="paragraph" w:styleId="Title">
     <w:name w:val="Title"/>
     <w:basedOn w:val="Normal"/>
     <w:next w:val="Normal"/>
@@ -3303,7 +3303,7 @@
       <w:szCs w:val="56"/>
     </w:rPr>
   </w:style>
-  <w:style w:type="paragraph" w:styleId="Podnaslov">
+  <w:style w:type="paragraph" w:styleId="Subtitle">
     <w:name w:val="Subtitle"/>
     <w:basedOn w:val="Normal"/>
     <w:next w:val="Normal"/>
@@ -3317,9 +3317,9 @@
       <w:szCs w:val="28"/>
     </w:rPr>
   </w:style>
-  <w:style w:type="character" w:styleId="Naslovknjige">
+  <w:style w:type="character" w:styleId="BookTitle">
     <w:name w:val="Book Title"/>
-    <w:basedOn w:val="Zadanifontodlomka"/>
+    <w:basedOn w:val="DefaultParagraphFont"/>
     <w:uiPriority w:val="33"/>
     <w:qFormat/>
     <w:rsid w:val="6C0FD3D4"/>
@@ -3330,9 +3330,9 @@
       <w:iCs/>
     </w:rPr>
   </w:style>
-  <w:style w:type="character" w:styleId="Istaknuto">
+  <w:style w:type="character" w:styleId="Emphasis">
     <w:name w:val="Emphasis"/>
-    <w:basedOn w:val="Zadanifontodlomka"/>
+    <w:basedOn w:val="DefaultParagraphFont"/>
     <w:uiPriority w:val="20"/>
     <w:qFormat/>
     <w:rsid w:val="6C0FD3D4"/>
@@ -3341,7 +3341,7 @@
       <w:iCs/>
     </w:rPr>
   </w:style>
-  <w:style w:type="paragraph" w:styleId="Odlomakpopisa">
+  <w:style w:type="paragraph" w:styleId="ListParagraph">
     <w:name w:val="List Paragraph"/>
     <w:basedOn w:val="Normal"/>
     <w:uiPriority w:val="34"/>
@@ -3617,6 +3617,15 @@
 </file>
 
 <file path=customXml/item1.xml><?xml version="1.0" encoding="utf-8"?>
+<?mso-contentType ?>
+<FormTemplates xmlns="http://schemas.microsoft.com/sharepoint/v3/contenttype/forms">
+  <Display>DocumentLibraryForm</Display>
+  <Edit>DocumentLibraryForm</Edit>
+  <New>DocumentLibraryForm</New>
+</FormTemplates>
+</file>
+
+<file path=customXml/item2.xml><?xml version="1.0" encoding="utf-8"?>
 <ct:contentTypeSchema xmlns:ct="http://schemas.microsoft.com/office/2006/metadata/contentType" xmlns:ma="http://schemas.microsoft.com/office/2006/metadata/properties/metaAttributes" ct:_="" ma:_="" ma:contentTypeName="Document" ma:contentTypeID="0x0101009FDB9057CD3AAD499EF57BC0C88E78CD" ma:contentTypeVersion="18" ma:contentTypeDescription="Create a new document." ma:contentTypeScope="" ma:versionID="538ad15cc744594e1825be9c9c099eef">
   <xsd:schema xmlns:xsd="http://www.w3.org/2001/XMLSchema" xmlns:xs="http://www.w3.org/2001/XMLSchema" xmlns:p="http://schemas.microsoft.com/office/2006/metadata/properties" xmlns:ns3="289e1d95-8cd1-418c-b43e-8a4fdd9f3c52" xmlns:ns4="eeb8d3ef-eb89-435b-9ef6-1e3ca1ae8813" targetNamespace="http://schemas.microsoft.com/office/2006/metadata/properties" ma:root="true" ma:fieldsID="417266ad7661b444a5bdbe17f253a7ae" ns3:_="" ns4:_="">
     <xsd:import namespace="289e1d95-8cd1-418c-b43e-8a4fdd9f3c52"/>
@@ -3869,15 +3878,6 @@
 </ct:contentTypeSchema>
 </file>
 
-<file path=customXml/item2.xml><?xml version="1.0" encoding="utf-8"?>
-<?mso-contentType ?>
-<FormTemplates xmlns="http://schemas.microsoft.com/sharepoint/v3/contenttype/forms">
-  <Display>DocumentLibraryForm</Display>
-  <Edit>DocumentLibraryForm</Edit>
-  <New>DocumentLibraryForm</New>
-</FormTemplates>
-</file>
-
 <file path=customXml/item3.xml><?xml version="1.0" encoding="utf-8"?>
 <p:properties xmlns:p="http://schemas.microsoft.com/office/2006/metadata/properties" xmlns:xsi="http://www.w3.org/2001/XMLSchema-instance" xmlns:pc="http://schemas.microsoft.com/office/infopath/2007/PartnerControls">
   <documentManagement>
@@ -3887,6 +3887,14 @@
 </file>
 
 <file path=customXml/itemProps1.xml><?xml version="1.0" encoding="utf-8"?>
+<ds:datastoreItem xmlns:ds="http://schemas.openxmlformats.org/officeDocument/2006/customXml" ds:itemID="{297CB7F3-BAE9-44F2-A0CB-956EDA94F79C}">
+  <ds:schemaRefs>
+    <ds:schemaRef ds:uri="http://schemas.microsoft.com/sharepoint/v3/contenttype/forms"/>
+  </ds:schemaRefs>
+</ds:datastoreItem>
+</file>
+
+<file path=customXml/itemProps2.xml><?xml version="1.0" encoding="utf-8"?>
 <ds:datastoreItem xmlns:ds="http://schemas.openxmlformats.org/officeDocument/2006/customXml" ds:itemID="{19B1B9B5-2BA0-4973-AA36-4AC606C2B761}">
   <ds:schemaRefs>
     <ds:schemaRef ds:uri="http://schemas.microsoft.com/office/2006/metadata/contentType"/>
@@ -3905,14 +3913,6 @@
 </ds:datastoreItem>
 </file>
 
-<file path=customXml/itemProps2.xml><?xml version="1.0" encoding="utf-8"?>
-<ds:datastoreItem xmlns:ds="http://schemas.openxmlformats.org/officeDocument/2006/customXml" ds:itemID="{297CB7F3-BAE9-44F2-A0CB-956EDA94F79C}">
-  <ds:schemaRefs>
-    <ds:schemaRef ds:uri="http://schemas.microsoft.com/sharepoint/v3/contenttype/forms"/>
-  </ds:schemaRefs>
-</ds:datastoreItem>
-</file>
-
 <file path=customXml/itemProps3.xml><?xml version="1.0" encoding="utf-8"?>
 <ds:datastoreItem xmlns:ds="http://schemas.openxmlformats.org/officeDocument/2006/customXml" ds:itemID="{90393031-F11B-4987-BD5E-A0A5431FC6BC}">
   <ds:schemaRefs>
